--- a/Advanced Reactor Materials/Fall2025/Exam4_solutions.docx
+++ b/Advanced Reactor Materials/Fall2025/Exam4_solutions.docx
@@ -135,14 +135,7 @@
           <w:rFonts w:ascii="Times New Roman" w:eastAsia="Times New Roman" w:hAnsi="Times New Roman" w:cs="Times New Roman"/>
           <w:color w:val="000000" w:themeColor="text1"/>
         </w:rPr>
-        <w:t xml:space="preserve">Properties of F/M steels offer some fundamental advantages with regards to high temperature behaviors and resistance to void swelling, but many properties can be modified or tailored via small additions of alloying elements. </w:t>
-      </w:r>
-      <w:r>
-        <w:rPr>
-          <w:rFonts w:ascii="Times New Roman" w:eastAsia="Times New Roman" w:hAnsi="Times New Roman" w:cs="Times New Roman"/>
-          <w:color w:val="000000" w:themeColor="text1"/>
-        </w:rPr>
-        <w:t xml:space="preserve">Such properties </w:t>
+        <w:t xml:space="preserve">Properties of F/M steels offer some fundamental advantages with regards to high temperature behaviors and resistance to void swelling, but many properties can be modified or tailored via small additions of alloying elements. Such properties </w:t>
       </w:r>
       <w:proofErr w:type="gramStart"/>
       <w:r>
@@ -234,7 +227,35 @@
           <w:rFonts w:ascii="Times New Roman" w:eastAsia="Times New Roman" w:hAnsi="Times New Roman" w:cs="Times New Roman"/>
           <w:color w:val="000000" w:themeColor="text1"/>
         </w:rPr>
-        <w:t xml:space="preserve">There are likely a confluence of factors which contribute to the improved swelling resistance of ferritic steels over austenitic steels. </w:t>
+        <w:t xml:space="preserve">There </w:t>
+      </w:r>
+      <w:r>
+        <w:rPr>
+          <w:rFonts w:ascii="Times New Roman" w:eastAsia="Times New Roman" w:hAnsi="Times New Roman" w:cs="Times New Roman"/>
+          <w:color w:val="000000" w:themeColor="text1"/>
+        </w:rPr>
+        <w:t>is</w:t>
+      </w:r>
+      <w:r>
+        <w:rPr>
+          <w:rFonts w:ascii="Times New Roman" w:eastAsia="Times New Roman" w:hAnsi="Times New Roman" w:cs="Times New Roman"/>
+          <w:color w:val="000000" w:themeColor="text1"/>
+        </w:rPr>
+        <w:t xml:space="preserve"> likely a confluence of factors </w:t>
+      </w:r>
+      <w:r>
+        <w:rPr>
+          <w:rFonts w:ascii="Times New Roman" w:eastAsia="Times New Roman" w:hAnsi="Times New Roman" w:cs="Times New Roman"/>
+          <w:color w:val="000000" w:themeColor="text1"/>
+        </w:rPr>
+        <w:t>that</w:t>
+      </w:r>
+      <w:r>
+        <w:rPr>
+          <w:rFonts w:ascii="Times New Roman" w:eastAsia="Times New Roman" w:hAnsi="Times New Roman" w:cs="Times New Roman"/>
+          <w:color w:val="000000" w:themeColor="text1"/>
+        </w:rPr>
+        <w:t xml:space="preserve"> contribute to the improved swelling resistance of ferritic steels over austenitic steels. </w:t>
       </w:r>
       <w:r>
         <w:rPr>
@@ -406,23 +427,21 @@
           <w:rFonts w:ascii="Times New Roman" w:eastAsia="Times New Roman" w:hAnsi="Times New Roman" w:cs="Times New Roman"/>
           <w:color w:val="000000" w:themeColor="text1"/>
         </w:rPr>
-        <w:t xml:space="preserve">The DBTT is the temperature at which a material transitions from a ductile to a brittle </w:t>
-      </w:r>
-      <w:proofErr w:type="gramStart"/>
-      <w:r>
-        <w:rPr>
-          <w:rFonts w:ascii="Times New Roman" w:eastAsia="Times New Roman" w:hAnsi="Times New Roman" w:cs="Times New Roman"/>
-          <w:color w:val="000000" w:themeColor="text1"/>
-        </w:rPr>
-        <w:t>type</w:t>
-      </w:r>
-      <w:proofErr w:type="gramEnd"/>
-      <w:r>
-        <w:rPr>
-          <w:rFonts w:ascii="Times New Roman" w:eastAsia="Times New Roman" w:hAnsi="Times New Roman" w:cs="Times New Roman"/>
-          <w:color w:val="000000" w:themeColor="text1"/>
-        </w:rPr>
-        <w:t xml:space="preserve"> failure. At temperatures below the DBTT, brittle failure is expected. Irradiation can induce a shift of the DBTT to lower temperatures, embrittling a material. In F/M alloys, irradiation embrittlement is caused by segregation of elements to lath boundaries and the evolution of carbides and intermetallic phases. Irradiation hardening/embrittlement saturates for high T or for very high doses. Because of the impact of precipitates, the Cr content impacts the potential DBTT shift, with a minimum shift observed around 9wt% Cr alloys.</w:t>
+        <w:t xml:space="preserve">The DBTT is the temperature at which a material transitions from a ductile to a brittle type </w:t>
+      </w:r>
+      <w:r>
+        <w:rPr>
+          <w:rFonts w:ascii="Times New Roman" w:eastAsia="Times New Roman" w:hAnsi="Times New Roman" w:cs="Times New Roman"/>
+          <w:color w:val="000000" w:themeColor="text1"/>
+        </w:rPr>
+        <w:t xml:space="preserve">of </w:t>
+      </w:r>
+      <w:r>
+        <w:rPr>
+          <w:rFonts w:ascii="Times New Roman" w:eastAsia="Times New Roman" w:hAnsi="Times New Roman" w:cs="Times New Roman"/>
+          <w:color w:val="000000" w:themeColor="text1"/>
+        </w:rPr>
+        <w:t>failure. At temperatures below the DBTT, brittle failure is expected. Irradiation can induce a shift of the DBTT to lower temperatures, embrittling a material. In F/M alloys, irradiation embrittlement is caused by segregation of elements to lath boundaries and the evolution of carbides and intermetallic phases. Irradiation hardening/embrittlement saturates for high T or for very high doses. Because of the impact of precipitates, the Cr content impacts the potential DBTT shift, with a minimum shift observed around 9wt% Cr alloys.</w:t>
       </w:r>
     </w:p>
     <w:p>
@@ -451,23 +470,7 @@
           <w:rFonts w:ascii="Times New Roman" w:eastAsia="Times New Roman" w:hAnsi="Times New Roman" w:cs="Times New Roman"/>
           <w:color w:val="000000" w:themeColor="text1"/>
         </w:rPr>
-        <w:t xml:space="preserve">Why are </w:t>
-      </w:r>
-      <w:proofErr w:type="spellStart"/>
-      <w:r>
-        <w:rPr>
-          <w:rFonts w:ascii="Times New Roman" w:eastAsia="Times New Roman" w:hAnsi="Times New Roman" w:cs="Times New Roman"/>
-          <w:color w:val="000000" w:themeColor="text1"/>
-        </w:rPr>
-        <w:t>FeCrAl</w:t>
-      </w:r>
-      <w:proofErr w:type="spellEnd"/>
-      <w:r>
-        <w:rPr>
-          <w:rFonts w:ascii="Times New Roman" w:eastAsia="Times New Roman" w:hAnsi="Times New Roman" w:cs="Times New Roman"/>
-          <w:color w:val="000000" w:themeColor="text1"/>
-        </w:rPr>
-        <w:t xml:space="preserve"> alloys of interest? What are the considerations for balancing compositions of these alloys?</w:t>
+        <w:t>Why are FeCrAl alloys of interest? What are the considerations for balancing compositions of these alloys?</w:t>
       </w:r>
       <w:r>
         <w:rPr>
@@ -506,53 +509,26 @@
           <w:color w:val="000000" w:themeColor="text1"/>
         </w:rPr>
       </w:pPr>
-      <w:proofErr w:type="spellStart"/>
-      <w:r>
-        <w:rPr>
-          <w:rFonts w:ascii="Times New Roman" w:eastAsia="Times New Roman" w:hAnsi="Times New Roman" w:cs="Times New Roman"/>
-          <w:color w:val="000000" w:themeColor="text1"/>
-        </w:rPr>
-        <w:t>FeCrAl</w:t>
-      </w:r>
-      <w:proofErr w:type="spellEnd"/>
-      <w:r>
-        <w:rPr>
-          <w:rFonts w:ascii="Times New Roman" w:eastAsia="Times New Roman" w:hAnsi="Times New Roman" w:cs="Times New Roman"/>
-          <w:color w:val="000000" w:themeColor="text1"/>
-        </w:rPr>
-        <w:t xml:space="preserve"> displays excellent high temperature steam oxidation resistance through the formation of an Al2O3 oxide layer. This dramatically improves the corrosion resistance compared to Zircaloy or stainless steels. </w:t>
-      </w:r>
-      <w:proofErr w:type="spellStart"/>
-      <w:r>
-        <w:rPr>
-          <w:rFonts w:ascii="Times New Roman" w:eastAsia="Times New Roman" w:hAnsi="Times New Roman" w:cs="Times New Roman"/>
-          <w:color w:val="000000" w:themeColor="text1"/>
-        </w:rPr>
-        <w:t>FeCrAl</w:t>
-      </w:r>
-      <w:proofErr w:type="spellEnd"/>
-      <w:r>
-        <w:rPr>
-          <w:rFonts w:ascii="Times New Roman" w:eastAsia="Times New Roman" w:hAnsi="Times New Roman" w:cs="Times New Roman"/>
-          <w:color w:val="000000" w:themeColor="text1"/>
-        </w:rPr>
-        <w:t xml:space="preserve"> is also a ferritic </w:t>
-      </w:r>
-      <w:proofErr w:type="gramStart"/>
-      <w:r>
-        <w:rPr>
-          <w:rFonts w:ascii="Times New Roman" w:eastAsia="Times New Roman" w:hAnsi="Times New Roman" w:cs="Times New Roman"/>
-          <w:color w:val="000000" w:themeColor="text1"/>
-        </w:rPr>
-        <w:t>alloy, and</w:t>
-      </w:r>
-      <w:proofErr w:type="gramEnd"/>
-      <w:r>
-        <w:rPr>
-          <w:rFonts w:ascii="Times New Roman" w:eastAsia="Times New Roman" w:hAnsi="Times New Roman" w:cs="Times New Roman"/>
-          <w:color w:val="000000" w:themeColor="text1"/>
-        </w:rPr>
-        <w:t xml:space="preserve"> thus has good strength and void swelling resistance. The Cr/Al content needs to be balanced to ensure sufficient corrosion resistance (high enough Cr/Al) without embrittling the alloy through excessive precipitation (too much Cr/Al). </w:t>
+      <w:r>
+        <w:rPr>
+          <w:rFonts w:ascii="Times New Roman" w:eastAsia="Times New Roman" w:hAnsi="Times New Roman" w:cs="Times New Roman"/>
+          <w:color w:val="000000" w:themeColor="text1"/>
+        </w:rPr>
+        <w:t>FeCrAl displays excellent high</w:t>
+      </w:r>
+      <w:r>
+        <w:rPr>
+          <w:rFonts w:ascii="Times New Roman" w:eastAsia="Times New Roman" w:hAnsi="Times New Roman" w:cs="Times New Roman"/>
+          <w:color w:val="000000" w:themeColor="text1"/>
+        </w:rPr>
+        <w:t>-</w:t>
+      </w:r>
+      <w:r>
+        <w:rPr>
+          <w:rFonts w:ascii="Times New Roman" w:eastAsia="Times New Roman" w:hAnsi="Times New Roman" w:cs="Times New Roman"/>
+          <w:color w:val="000000" w:themeColor="text1"/>
+        </w:rPr>
+        <w:t xml:space="preserve">temperature steam oxidation resistance through the formation of an Al2O3 oxide layer. This dramatically improves the corrosion resistance compared to Zircaloy or stainless steels. FeCrAl is also a ferritic alloy, and thus has good strength and void swelling resistance. The Cr/Al content needs to be balanced to ensure sufficient corrosion resistance (high enough Cr/Al) without embrittling the alloy through excessive precipitation (too much Cr/Al). </w:t>
       </w:r>
     </w:p>
     <w:p>
@@ -763,14 +739,7 @@
           <w:rFonts w:ascii="Times New Roman" w:eastAsia="Times New Roman" w:hAnsi="Times New Roman" w:cs="Times New Roman"/>
           <w:color w:val="000000" w:themeColor="text1"/>
         </w:rPr>
-        <w:t>Describe the differences in U3Si and U3Si2 swelling.</w:t>
-      </w:r>
-      <w:r>
-        <w:rPr>
-          <w:rFonts w:ascii="Times New Roman" w:eastAsia="Times New Roman" w:hAnsi="Times New Roman" w:cs="Times New Roman"/>
-          <w:color w:val="000000" w:themeColor="text1"/>
-        </w:rPr>
-        <w:t xml:space="preserve"> </w:t>
+        <w:t xml:space="preserve">Describe the differences in U3Si and U3Si2 swelling. </w:t>
       </w:r>
       <w:r>
         <w:rPr>
@@ -971,23 +940,21 @@
           <w:rFonts w:ascii="Times New Roman" w:eastAsia="Times New Roman" w:hAnsi="Times New Roman" w:cs="Times New Roman"/>
           <w:color w:val="000000" w:themeColor="text1"/>
         </w:rPr>
-        <w:t xml:space="preserve">First, the gamma phase can be quenched to room temperature. Mo is a very effective gamma stabilizer, and the transformation kinetics are quite sluggish, leading to a metastable gamma phase at low temperatures. Also, any decomposed phases which are present (alpha-U and U2Mo) will </w:t>
-      </w:r>
-      <w:proofErr w:type="gramStart"/>
-      <w:r>
-        <w:rPr>
-          <w:rFonts w:ascii="Times New Roman" w:eastAsia="Times New Roman" w:hAnsi="Times New Roman" w:cs="Times New Roman"/>
-          <w:color w:val="000000" w:themeColor="text1"/>
-        </w:rPr>
-        <w:t>revert back</w:t>
-      </w:r>
-      <w:proofErr w:type="gramEnd"/>
-      <w:r>
-        <w:rPr>
-          <w:rFonts w:ascii="Times New Roman" w:eastAsia="Times New Roman" w:hAnsi="Times New Roman" w:cs="Times New Roman"/>
-          <w:color w:val="000000" w:themeColor="text1"/>
-        </w:rPr>
-        <w:t xml:space="preserve"> to gamma U-Mo under irradiation due to ballistic mixing. Thus, only the gamma phase will exist in the operating reactor. </w:t>
+        <w:t xml:space="preserve">First, the gamma phase can be quenched to room temperature. Mo is a very effective gamma stabilizer, and the transformation kinetics are quite sluggish, leading to a metastable gamma phase at low temperatures. Also, any decomposed phases </w:t>
+      </w:r>
+      <w:r>
+        <w:rPr>
+          <w:rFonts w:ascii="Times New Roman" w:eastAsia="Times New Roman" w:hAnsi="Times New Roman" w:cs="Times New Roman"/>
+          <w:color w:val="000000" w:themeColor="text1"/>
+        </w:rPr>
+        <w:t>that</w:t>
+      </w:r>
+      <w:r>
+        <w:rPr>
+          <w:rFonts w:ascii="Times New Roman" w:eastAsia="Times New Roman" w:hAnsi="Times New Roman" w:cs="Times New Roman"/>
+          <w:color w:val="000000" w:themeColor="text1"/>
+        </w:rPr>
+        <w:t xml:space="preserve"> are present (alpha-U and U2Mo) will revert back to gamma U-Mo under irradiation due to ballistic mixing. Thus, only the gamma phase will exist in the operating reactor. </w:t>
       </w:r>
     </w:p>
     <w:p>
@@ -1017,7 +984,21 @@
           <w:rFonts w:ascii="Times New Roman" w:eastAsia="Times New Roman" w:hAnsi="Times New Roman" w:cs="Times New Roman"/>
           <w:color w:val="000000" w:themeColor="text1"/>
         </w:rPr>
-        <w:t>What effect does the solidus/liquidus gap have on fabrication of U</w:t>
+        <w:t xml:space="preserve">What effect does the solidus/liquidus gap have on </w:t>
+      </w:r>
+      <w:r>
+        <w:rPr>
+          <w:rFonts w:ascii="Times New Roman" w:eastAsia="Times New Roman" w:hAnsi="Times New Roman" w:cs="Times New Roman"/>
+          <w:color w:val="000000" w:themeColor="text1"/>
+        </w:rPr>
+        <w:t xml:space="preserve">the </w:t>
+      </w:r>
+      <w:r>
+        <w:rPr>
+          <w:rFonts w:ascii="Times New Roman" w:eastAsia="Times New Roman" w:hAnsi="Times New Roman" w:cs="Times New Roman"/>
+          <w:color w:val="000000" w:themeColor="text1"/>
+        </w:rPr>
+        <w:t>fabrication of U</w:t>
       </w:r>
       <w:r>
         <w:rPr>
@@ -1070,7 +1051,7 @@
           <w:rFonts w:ascii="Times New Roman" w:eastAsia="Times New Roman" w:hAnsi="Times New Roman" w:cs="Times New Roman"/>
           <w:color w:val="000000" w:themeColor="text1"/>
         </w:rPr>
-        <w:t xml:space="preserve"> Mo depletion can lead to phase decomposition, and negative fuel performance effects.</w:t>
+        <w:t xml:space="preserve"> Mo depletion can lead to phase decomposition and negative fuel performance effects.</w:t>
       </w:r>
     </w:p>
     <w:p>

--- a/Advanced Reactor Materials/Fall2025/Exam4_solutions.docx
+++ b/Advanced Reactor Materials/Fall2025/Exam4_solutions.docx
@@ -160,6 +160,13 @@
         </w:rPr>
         <w:t>olid solution strengthening, precipitation hardening, corrosion resistance, irradiation creep resistance, phase stabilization, corrosion, microstructure, formability, etc. Examples include Cr for oxidation corrosion resistance, C for precipitate hardening, Mo for solid solution strengthening.</w:t>
       </w:r>
+      <w:r>
+        <w:rPr>
+          <w:rFonts w:ascii="Times New Roman" w:eastAsia="Times New Roman" w:hAnsi="Times New Roman" w:cs="Times New Roman"/>
+          <w:color w:val="000000" w:themeColor="text1"/>
+        </w:rPr>
+        <w:t xml:space="preserve"> Additionally, the specific alloying constituents will impact the phase composition, increasing or decreasing ferrite, martensite, and austenite stability. </w:t>
+      </w:r>
     </w:p>
     <w:p>
       <w:pPr>
@@ -417,6 +424,7 @@
     </w:p>
     <w:p>
       <w:pPr>
+        <w:jc w:val="both"/>
         <w:rPr>
           <w:rFonts w:ascii="Times New Roman" w:eastAsia="Times New Roman" w:hAnsi="Times New Roman" w:cs="Times New Roman"/>
           <w:color w:val="000000" w:themeColor="text1"/>
@@ -504,6 +512,7 @@
     </w:p>
     <w:p>
       <w:pPr>
+        <w:jc w:val="both"/>
         <w:rPr>
           <w:rFonts w:ascii="Times New Roman" w:eastAsia="Times New Roman" w:hAnsi="Times New Roman" w:cs="Times New Roman"/>
           <w:color w:val="000000" w:themeColor="text1"/>
@@ -558,6 +567,7 @@
           <w:rFonts w:ascii="Times New Roman" w:eastAsia="Times New Roman" w:hAnsi="Times New Roman" w:cs="Times New Roman"/>
           <w:color w:val="000000" w:themeColor="text1"/>
         </w:rPr>
+        <w:lastRenderedPageBreak/>
         <w:t>What role do the oxide particles play in ODS steels? (</w:t>
       </w:r>
       <w:r>
@@ -597,7 +607,6 @@
           <w:rFonts w:ascii="Times New Roman" w:eastAsia="Times New Roman" w:hAnsi="Times New Roman" w:cs="Times New Roman"/>
           <w:color w:val="000000" w:themeColor="text1"/>
         </w:rPr>
-        <w:lastRenderedPageBreak/>
         <w:t xml:space="preserve">Oxide particles play two key roles in ODS steels. First, they act as sinks for vacancies, interstitials, and solute particles, which dramatically increases their radiation resistance, including resistance to void swelling. Second, they act as obstacles and pinning locations for dislocations and grain boundaries, improving strength and creep resistance. </w:t>
       </w:r>
     </w:p>
@@ -667,14 +676,42 @@
           <w:rFonts w:ascii="Times New Roman" w:eastAsia="Times New Roman" w:hAnsi="Times New Roman" w:cs="Times New Roman"/>
           <w:color w:val="000000" w:themeColor="text1"/>
         </w:rPr>
-        <w:t>Ni alloys have excellent high temperature mechanical properties</w:t>
-      </w:r>
-      <w:r>
-        <w:rPr>
-          <w:rFonts w:ascii="Times New Roman" w:eastAsia="Times New Roman" w:hAnsi="Times New Roman" w:cs="Times New Roman"/>
-          <w:color w:val="000000" w:themeColor="text1"/>
-        </w:rPr>
-        <w:t xml:space="preserve">, good resistance to corrosion, FCC with isotropic properties and wide solubilities, can be precipitation hardened, good void swelling resistance, compatible with salts, liquid metals, water, etc. Negatives include Ni transmutation leading to large quantities of He which can embrittle the material, irradiation hardening leads to decrease in ductility, and high doses can decrease strength as well. </w:t>
+        <w:t>Ni alloys have excellent high</w:t>
+      </w:r>
+      <w:r>
+        <w:rPr>
+          <w:rFonts w:ascii="Times New Roman" w:eastAsia="Times New Roman" w:hAnsi="Times New Roman" w:cs="Times New Roman"/>
+          <w:color w:val="000000" w:themeColor="text1"/>
+        </w:rPr>
+        <w:t>-</w:t>
+      </w:r>
+      <w:r>
+        <w:rPr>
+          <w:rFonts w:ascii="Times New Roman" w:eastAsia="Times New Roman" w:hAnsi="Times New Roman" w:cs="Times New Roman"/>
+          <w:color w:val="000000" w:themeColor="text1"/>
+        </w:rPr>
+        <w:t>temperature mechanical properties</w:t>
+      </w:r>
+      <w:r>
+        <w:rPr>
+          <w:rFonts w:ascii="Times New Roman" w:eastAsia="Times New Roman" w:hAnsi="Times New Roman" w:cs="Times New Roman"/>
+          <w:color w:val="000000" w:themeColor="text1"/>
+        </w:rPr>
+        <w:t xml:space="preserve">, good resistance to corrosion, FCC with isotropic properties and wide solubilities, can be precipitation hardened, good void swelling resistance, compatible with salts, liquid metals, water, etc. Negatives include Ni transmutation leading to large quantities of He which can embrittle the material, irradiation hardening leads to </w:t>
+      </w:r>
+      <w:r>
+        <w:rPr>
+          <w:rFonts w:ascii="Times New Roman" w:eastAsia="Times New Roman" w:hAnsi="Times New Roman" w:cs="Times New Roman"/>
+          <w:color w:val="000000" w:themeColor="text1"/>
+        </w:rPr>
+        <w:t xml:space="preserve">a </w:t>
+      </w:r>
+      <w:r>
+        <w:rPr>
+          <w:rFonts w:ascii="Times New Roman" w:eastAsia="Times New Roman" w:hAnsi="Times New Roman" w:cs="Times New Roman"/>
+          <w:color w:val="000000" w:themeColor="text1"/>
+        </w:rPr>
+        <w:t xml:space="preserve">decrease in ductility, and high doses can decrease strength as well. </w:t>
       </w:r>
     </w:p>
     <w:p>
@@ -792,7 +829,7 @@
           <w:rFonts w:ascii="Times New Roman" w:eastAsia="Times New Roman" w:hAnsi="Times New Roman" w:cs="Times New Roman"/>
           <w:color w:val="000000" w:themeColor="text1"/>
         </w:rPr>
-        <w:t xml:space="preserve">U-Si has a substantially higher uranium density than U-Al fuels. U-Si is often U3Si2 compounds, whereas U-Al is a combination of UAl2, UAl3, and UAl4. While the power density can be much higher in U-Si fuels, they </w:t>
+        <w:t xml:space="preserve">U-Si has a substantially higher uranium density than U-Al fuels. U-Si is often U3Si2, whereas U-Al is a combination of UAl2, UAl3, and UAl4. While the power density can be much higher in U-Si fuels, they </w:t>
       </w:r>
       <w:r>
         <w:rPr>
@@ -850,14 +887,42 @@
           <w:rFonts w:ascii="Times New Roman" w:eastAsia="Times New Roman" w:hAnsi="Times New Roman" w:cs="Times New Roman"/>
           <w:color w:val="000000" w:themeColor="text1"/>
         </w:rPr>
-        <w:t xml:space="preserve">Both U-Si phases become amorphous under irradiation, but U3Si swells significantly more. The observed microstructures of irradiated and amorphous dispersed fuel particles show the U3Si2 has a uniform swelling behavior, with medium-sized bubbles throughout the entire particle, leading to homogeneous swelling. U3Si micrographs show large variations in bubble sizes, with very large and small bubbles being present. These very large bubbles will contribute to larger amounts of swelling. </w:t>
-      </w:r>
-      <w:r>
-        <w:rPr>
-          <w:rFonts w:ascii="Times New Roman" w:eastAsia="Times New Roman" w:hAnsi="Times New Roman" w:cs="Times New Roman"/>
-          <w:color w:val="000000" w:themeColor="text1"/>
-        </w:rPr>
-        <w:t>The different in the swelling behavior derives from the differences in the amorphous phases, with U3Si showing a larger volume increase on amorphization, leading to lower viscosity, higher diffusivity, and subsequently higher gas swelling.</w:t>
+        <w:t>Both U-Si phases become amorphous under irradiation, but U3Si swells significantly more. The observed microstructures of irradiated and amorphous dispersed fuel particles show th</w:t>
+      </w:r>
+      <w:r>
+        <w:rPr>
+          <w:rFonts w:ascii="Times New Roman" w:eastAsia="Times New Roman" w:hAnsi="Times New Roman" w:cs="Times New Roman"/>
+          <w:color w:val="000000" w:themeColor="text1"/>
+        </w:rPr>
+        <w:t>at</w:t>
+      </w:r>
+      <w:r>
+        <w:rPr>
+          <w:rFonts w:ascii="Times New Roman" w:eastAsia="Times New Roman" w:hAnsi="Times New Roman" w:cs="Times New Roman"/>
+          <w:color w:val="000000" w:themeColor="text1"/>
+        </w:rPr>
+        <w:t xml:space="preserve"> U3Si2 has a uniform swelling behavior, with medium-sized bubbles throughout the entire particle, leading to homogeneous swelling. U3Si micrographs show large variations in bubble sizes, with very large and small bubbles being present. These very large bubbles will contribute to larger amounts of swelling. </w:t>
+      </w:r>
+      <w:r>
+        <w:rPr>
+          <w:rFonts w:ascii="Times New Roman" w:eastAsia="Times New Roman" w:hAnsi="Times New Roman" w:cs="Times New Roman"/>
+          <w:color w:val="000000" w:themeColor="text1"/>
+        </w:rPr>
+        <w:t>The differen</w:t>
+      </w:r>
+      <w:r>
+        <w:rPr>
+          <w:rFonts w:ascii="Times New Roman" w:eastAsia="Times New Roman" w:hAnsi="Times New Roman" w:cs="Times New Roman"/>
+          <w:color w:val="000000" w:themeColor="text1"/>
+        </w:rPr>
+        <w:t>ce</w:t>
+      </w:r>
+      <w:r>
+        <w:rPr>
+          <w:rFonts w:ascii="Times New Roman" w:eastAsia="Times New Roman" w:hAnsi="Times New Roman" w:cs="Times New Roman"/>
+          <w:color w:val="000000" w:themeColor="text1"/>
+        </w:rPr>
+        <w:t xml:space="preserve"> in the swelling behavior derives from the differences in the amorphous phases, with U3Si showing a larger volume increase on amorphization, leading to lower viscosity, higher diffusivity, and subsequently higher gas swelling.</w:t>
       </w:r>
     </w:p>
     <w:p>
@@ -1081,6 +1146,7 @@
           <w:rFonts w:ascii="Times New Roman" w:eastAsia="Times New Roman" w:hAnsi="Times New Roman" w:cs="Times New Roman"/>
           <w:color w:val="000000" w:themeColor="text1"/>
         </w:rPr>
+        <w:lastRenderedPageBreak/>
         <w:t>Discuss the evolution of fission gas bubbles in U</w:t>
       </w:r>
       <w:r>
@@ -1148,7 +1214,21 @@
           <w:rFonts w:ascii="Times New Roman" w:eastAsia="Times New Roman" w:hAnsi="Times New Roman" w:cs="Times New Roman"/>
           <w:color w:val="000000" w:themeColor="text1"/>
         </w:rPr>
-        <w:t>. This structure can contain a large amount of fission gas with minimal swelling. As burnup progresses, radiation damage accumulation leads to a grain refinement process. This grain refinement converts micron sized grains into ~</w:t>
+        <w:t>. This structure can contain a large amount of fission gas with minimal swelling. As burnup progresses, radiation damage accumulation leads to a grain refinement process. This grain refinement converts micron</w:t>
+      </w:r>
+      <w:r>
+        <w:rPr>
+          <w:rFonts w:ascii="Times New Roman" w:eastAsia="Times New Roman" w:hAnsi="Times New Roman" w:cs="Times New Roman"/>
+          <w:color w:val="000000" w:themeColor="text1"/>
+        </w:rPr>
+        <w:t>-</w:t>
+      </w:r>
+      <w:r>
+        <w:rPr>
+          <w:rFonts w:ascii="Times New Roman" w:eastAsia="Times New Roman" w:hAnsi="Times New Roman" w:cs="Times New Roman"/>
+          <w:color w:val="000000" w:themeColor="text1"/>
+        </w:rPr>
+        <w:t>sized grains into ~</w:t>
       </w:r>
       <w:r>
         <w:rPr>
@@ -1176,7 +1256,35 @@
           <w:rFonts w:ascii="Times New Roman" w:eastAsia="Times New Roman" w:hAnsi="Times New Roman" w:cs="Times New Roman"/>
           <w:color w:val="000000" w:themeColor="text1"/>
         </w:rPr>
-        <w:t xml:space="preserve">nm size grains. This process also destroys the fission gas superlattice, sweeping intragranular gas bubbles to the grain boundaries, forming large intergranular fission gas bubbles which have a measurable impact on swelling. </w:t>
+        <w:t xml:space="preserve">nm size grains. This process also destroys the fission gas superlattice, sweeping intragranular gas bubbles to the grain boundaries, forming large intergranular fission gas bubbles </w:t>
+      </w:r>
+      <w:r>
+        <w:rPr>
+          <w:rFonts w:ascii="Times New Roman" w:eastAsia="Times New Roman" w:hAnsi="Times New Roman" w:cs="Times New Roman"/>
+          <w:color w:val="000000" w:themeColor="text1"/>
+        </w:rPr>
+        <w:t>that</w:t>
+      </w:r>
+      <w:r>
+        <w:rPr>
+          <w:rFonts w:ascii="Times New Roman" w:eastAsia="Times New Roman" w:hAnsi="Times New Roman" w:cs="Times New Roman"/>
+          <w:color w:val="000000" w:themeColor="text1"/>
+        </w:rPr>
+        <w:t xml:space="preserve"> </w:t>
+      </w:r>
+      <w:r>
+        <w:rPr>
+          <w:rFonts w:ascii="Times New Roman" w:eastAsia="Times New Roman" w:hAnsi="Times New Roman" w:cs="Times New Roman"/>
+          <w:color w:val="000000" w:themeColor="text1"/>
+        </w:rPr>
+        <w:t>accelerate</w:t>
+      </w:r>
+      <w:r>
+        <w:rPr>
+          <w:rFonts w:ascii="Times New Roman" w:eastAsia="Times New Roman" w:hAnsi="Times New Roman" w:cs="Times New Roman"/>
+          <w:color w:val="000000" w:themeColor="text1"/>
+        </w:rPr>
+        <w:t xml:space="preserve"> swelling. </w:t>
       </w:r>
     </w:p>
     <w:p>
@@ -1345,7 +1453,20 @@
         <w:rPr>
           <w:rFonts w:ascii="Times New Roman" w:eastAsia="Times New Roman" w:hAnsi="Times New Roman" w:cs="Times New Roman"/>
         </w:rPr>
-        <w:t xml:space="preserve">                                                                                                                                                                                                                                                                             </w:t>
+        <w:t xml:space="preserve">                                   </w:t>
+      </w:r>
+    </w:p>
+    <w:p>
+      <w:pPr>
+        <w:rPr>
+          <w:rFonts w:ascii="Times New Roman" w:eastAsia="Times New Roman" w:hAnsi="Times New Roman" w:cs="Times New Roman"/>
+        </w:rPr>
+      </w:pPr>
+      <w:r>
+        <w:rPr>
+          <w:rFonts w:ascii="Times New Roman" w:eastAsia="Times New Roman" w:hAnsi="Times New Roman" w:cs="Times New Roman"/>
+        </w:rPr>
+        <w:t xml:space="preserve">                                                                                                                                                                                                                                          </w:t>
       </w:r>
     </w:p>
     <w:sectPr>
